--- a/docxs/Tech Stack Selection & Justification.docx
+++ b/docxs/Tech Stack Selection & Justification.docx
@@ -493,7 +493,7 @@
                 <w:sz w:val="19"/>
                 <w:szCs w:val="19"/>
               </w:rPr>
-              <w:t xml:space="preserve">Cognito's Hosted UI requires HTTPS callback URLs, and CloudFront is blocked in this Learner Lab account, which forced building a Lambda-fronted API Gateway as the HTTPS layer instead (see Frontend hosting row). Role assignment (student vs. recruiter) is manual via admin-add-user-to-group; there is no self-service role picker.</w:t>
+              <w:t xml:space="preserve">Cognito's Hosted UI requires HTTPS callback URLs, and CloudFront is blocked in this Learner Lab account, which forced building a Lambda-fronted API Gateway as the HTTPS layer instead (see Frontend hosting row). Role assignment (student vs. recruiter) is self-service: the user picks a role at sign-up, and a cognitoPostConfirmation Lambda trigger calls AdminAddUserToGroup automatically on confirmation, so no manual admin step is required.</w:t>
             </w:r>
           </w:p>
         </w:tc>
